--- a/Embargos/Carga de familia.docx
+++ b/Embargos/Carga de familia.docx
@@ -15,6 +15,82 @@
         </w:rPr>
         <w:t>Carga de Familia</w:t>
       </w:r>
+    </w:p>
+    <w:p>
+      <w:pPr>
+        <w:rPr>
+          <w:lang w:val="es-AR"/>
+        </w:rPr>
+      </w:pPr>
+      <w:r>
+        <w:rPr>
+          <w:lang w:val="es-AR"/>
+        </w:rPr>
+        <w:t>Tablas en donde se almacenará los datos a partir del archivo maestro de carga de familia</w:t>
+      </w:r>
+    </w:p>
+    <w:p>
+      <w:pPr>
+        <w:rPr>
+          <w:lang w:val="es-AR"/>
+        </w:rPr>
+      </w:pPr>
+      <w:r>
+        <w:rPr>
+          <w:lang w:val="es-AR"/>
+        </w:rPr>
+        <w:t xml:space="preserve">Cabecera: </w:t>
+      </w:r>
+      <w:proofErr w:type="spellStart"/>
+      <w:r>
+        <w:rPr>
+          <w:lang w:val="es-AR"/>
+        </w:rPr>
+        <w:t>carga_familia_cabecera</w:t>
+      </w:r>
+      <w:proofErr w:type="spellEnd"/>
+    </w:p>
+    <w:p>
+      <w:pPr>
+        <w:rPr>
+          <w:lang w:val="es-AR"/>
+        </w:rPr>
+      </w:pPr>
+      <w:r>
+        <w:rPr>
+          <w:lang w:val="es-AR"/>
+        </w:rPr>
+        <w:t xml:space="preserve">Detalle: </w:t>
+      </w:r>
+      <w:proofErr w:type="spellStart"/>
+      <w:r>
+        <w:rPr>
+          <w:lang w:val="es-AR"/>
+        </w:rPr>
+        <w:t>carga_familia_detalle</w:t>
+      </w:r>
+      <w:proofErr w:type="spellEnd"/>
+    </w:p>
+    <w:p>
+      <w:pPr>
+        <w:rPr>
+          <w:lang w:val="es-AR"/>
+        </w:rPr>
+      </w:pPr>
+      <w:r>
+        <w:rPr>
+          <w:lang w:val="es-AR"/>
+        </w:rPr>
+        <w:t xml:space="preserve">Nombre archivo: </w:t>
+      </w:r>
+      <w:r>
+        <w:rPr>
+          <w:lang w:val="es-AR"/>
+        </w:rPr>
+        <w:t>cgaflia-2405</w:t>
+      </w:r>
+      <w:bookmarkStart w:id="0" w:name="_GoBack"/>
+      <w:bookmarkEnd w:id="0"/>
     </w:p>
     <w:p>
       <w:pPr>
@@ -804,6 +880,7 @@
         <w:rPr>
           <w:lang w:val="es-AR"/>
         </w:rPr>
+        <w:lastRenderedPageBreak/>
         <w:t>Soltero</w:t>
       </w:r>
     </w:p>
@@ -890,14 +967,12 @@
           <w:lang w:val="es-AR"/>
         </w:rPr>
       </w:pPr>
-      <w:proofErr w:type="spellStart"/>
-      <w:r>
-        <w:rPr>
-          <w:lang w:val="es-AR"/>
-        </w:rPr>
-        <w:t>Vacio</w:t>
-      </w:r>
-      <w:proofErr w:type="spellEnd"/>
+      <w:r>
+        <w:rPr>
+          <w:lang w:val="es-AR"/>
+        </w:rPr>
+        <w:t>Vacío</w:t>
+      </w:r>
       <w:r>
         <w:rPr>
           <w:lang w:val="es-AR"/>
@@ -917,7 +992,6 @@
           <w:b/>
           <w:lang w:val="es-AR"/>
         </w:rPr>
-        <w:lastRenderedPageBreak/>
         <w:t>SALARIO FAMILIAR</w:t>
       </w:r>
     </w:p>
@@ -972,6 +1046,13 @@
           <w:lang w:val="es-AR"/>
         </w:rPr>
         <w:t>SEXO</w:t>
+      </w:r>
+      <w:r>
+        <w:rPr>
+          <w:b/>
+          <w:lang w:val="es-AR"/>
+        </w:rPr>
+        <w:t xml:space="preserve"> </w:t>
       </w:r>
     </w:p>
     <w:p>
@@ -1267,10 +1348,7 @@
         </w:rPr>
       </w:pPr>
     </w:p>
-    <w:p>
-      <w:bookmarkStart w:id="0" w:name="_GoBack"/>
-      <w:bookmarkEnd w:id="0"/>
-    </w:p>
+    <w:p/>
     <w:sectPr>
       <w:pgSz w:w="12240" w:h="15840"/>
       <w:pgMar w:top="1417" w:right="1701" w:bottom="1417" w:left="1701" w:header="708" w:footer="708" w:gutter="0"/>
